--- a/Submission Forms and Templates/Lab Templates/CASA Developer Test Report.docx
+++ b/Submission Forms and Templates/Lab Templates/CASA Developer Test Report.docx
@@ -150,15 +150,7 @@
                 <w:sz w:val="42"/>
                 <w:szCs w:val="42"/>
               </w:rPr>
-              <w:t>CASA</w:t>
-            </w:r>
-            <w:r>
-              <w:rPr>
-                <w:color w:val="FFFFFF"/>
-                <w:sz w:val="42"/>
-                <w:szCs w:val="42"/>
-              </w:rPr>
-              <w:t xml:space="preserve"> Developer Test Report</w:t>
+              <w:t>CASA Developer Test Report</w:t>
             </w:r>
           </w:p>
           <w:p>
@@ -406,10 +398,7 @@
               <w:ind w:left="180"/>
             </w:pPr>
             <w:r>
-              <w:t>CASA</w:t>
-            </w:r>
-            <w:r>
-              <w:t xml:space="preserve"> Specification Version</w:t>
+              <w:t>CASA Specification Version</w:t>
             </w:r>
           </w:p>
         </w:tc>
@@ -437,10 +426,7 @@
               <w:spacing w:line="240" w:lineRule="auto"/>
             </w:pPr>
             <w:r>
-              <w:t>V2</w:t>
-            </w:r>
-            <w:r>
-              <w:t>.0</w:t>
+              <w:t xml:space="preserve">v2.1.1</w:t>
             </w:r>
           </w:p>
         </w:tc>
@@ -586,6 +572,93 @@
             <w:r>
               <w:t>(IN COMPLIANCE, REMEDIATION REQUIRED)</w:t>
             </w:r>
+          </w:p>
+        </w:tc>
+      </w:tr>
+      <w:tr>
+        <w:trPr>
+          <w:trHeight w:val="420"/>
+          <w:jc w:val="center"/>
+        </w:trPr>
+        <w:tc>
+          <w:tcPr>
+            <w:tcW w:w="5145" w:type="dxa"/>
+            <w:tcMar>
+              <w:top w:w="100" w:type="dxa"/>
+              <w:left w:w="100" w:type="dxa"/>
+              <w:bottom w:w="100" w:type="dxa"/>
+              <w:right w:w="100" w:type="dxa"/>
+            </w:tcMar>
+          </w:tcPr>
+          <w:p>
+            <w:pPr>
+              <w:widowControl w:val="0"/>
+              <w:pBdr>
+                <w:top w:val="nil"/>
+                <w:left w:val="nil"/>
+                <w:bottom w:val="nil"/>
+                <w:right w:val="nil"/>
+                <w:between w:val="nil"/>
+              </w:pBdr>
+              <w:spacing w:line="240" w:lineRule="auto"/>
+              <w:ind w:left="180"/>
+            </w:pPr>
+          </w:p>
+          <w:p>
+            <w:pPr>
+              <w:widowControl w:val="0"/>
+              <w:pBdr>
+                <w:top w:val="nil"/>
+                <w:left w:val="nil"/>
+                <w:bottom w:val="nil"/>
+                <w:right w:val="nil"/>
+                <w:between w:val="nil"/>
+              </w:pBdr>
+              <w:spacing w:line="240" w:lineRule="auto"/>
+              <w:ind w:left="180"/>
+            </w:pPr>
+            <w:r>
+              <w:t>Engagement team members</w:t>
+            </w:r>
+          </w:p>
+          <w:p>
+            <w:pPr>
+              <w:widowControl w:val="0"/>
+              <w:pBdr>
+                <w:top w:val="nil"/>
+                <w:left w:val="nil"/>
+                <w:bottom w:val="nil"/>
+                <w:right w:val="nil"/>
+                <w:between w:val="nil"/>
+              </w:pBdr>
+              <w:spacing w:line="240" w:lineRule="auto"/>
+              <w:ind w:left="180"/>
+            </w:pPr>
+          </w:p>
+        </w:tc>
+        <w:tc>
+          <w:tcPr>
+            <w:tcW w:w="5250" w:type="dxa"/>
+            <w:shd w:val="clear" w:color="auto" w:fill="EFEFEF"/>
+            <w:tcMar>
+              <w:top w:w="100" w:type="dxa"/>
+              <w:left w:w="100" w:type="dxa"/>
+              <w:bottom w:w="100" w:type="dxa"/>
+              <w:right w:w="100" w:type="dxa"/>
+            </w:tcMar>
+          </w:tcPr>
+          <w:p>
+            <w:pPr>
+              <w:widowControl w:val="0"/>
+              <w:pBdr>
+                <w:top w:val="nil"/>
+                <w:left w:val="nil"/>
+                <w:bottom w:val="nil"/>
+                <w:right w:val="nil"/>
+                <w:between w:val="nil"/>
+              </w:pBdr>
+              <w:spacing w:line="240" w:lineRule="auto"/>
+            </w:pPr>
           </w:p>
         </w:tc>
       </w:tr>
@@ -1887,7 +1960,14 @@
               <w:rPr>
                 <w:color w:val="000000"/>
               </w:rPr>
-              <w:t>2.1.1 The application shall not reveal passwords or session tokens in URL parameters. In cases where the application provides an API, the application shall prevent (or give developers an option to prevent) exposing sensitive information like API keys or session tokens within the URL query strings.</w:t>
+              <w:t xml:space="preserve">2.1.1 The application shall not reveal passwords or session tokens in URL </w:t>
+            </w:r>
+            <w:r>
+              <w:rPr>
+                <w:color w:val="000000"/>
+              </w:rPr>
+              <w:lastRenderedPageBreak/>
+              <w:t>parameters. In cases where the application provides an API, the application shall prevent (or give developers an option to prevent) exposing sensitive information like API keys or session tokens within the URL query strings.</w:t>
             </w:r>
             <w:r>
               <w:rPr>
@@ -9094,6 +9174,7 @@
                 <w:sz w:val="32"/>
                 <w:szCs w:val="32"/>
               </w:rPr>
+              <w:lastRenderedPageBreak/>
               <w:t>Data Validation and Sanitization</w:t>
             </w:r>
           </w:p>
@@ -9130,6 +9211,7 @@
               <w:rPr>
                 <w:color w:val="FFFFFF"/>
               </w:rPr>
+              <w:lastRenderedPageBreak/>
               <w:t>Veridict</w:t>
             </w:r>
           </w:p>
@@ -10806,6 +10888,7 @@
           </w:tcPr>
           <w:p>
             <w:r>
+              <w:lastRenderedPageBreak/>
               <w:t>4</w:t>
             </w:r>
           </w:p>
@@ -11744,6 +11827,7 @@
               <w:rPr>
                 <w:color w:val="FFFFFF"/>
               </w:rPr>
+              <w:lastRenderedPageBreak/>
               <w:t>Result</w:t>
             </w:r>
           </w:p>
@@ -12162,6 +12246,7 @@
       <w:bookmarkStart w:id="37" w:name="_jajbder834sw" w:colFirst="0" w:colLast="0"/>
       <w:bookmarkEnd w:id="37"/>
       <w:r>
+        <w:lastRenderedPageBreak/>
         <w:t>Verification Result</w:t>
       </w:r>
     </w:p>
@@ -12480,6 +12565,7 @@
       <w:bookmarkStart w:id="43" w:name="_iq07gxharqhb" w:colFirst="0" w:colLast="0"/>
       <w:bookmarkEnd w:id="43"/>
       <w:r>
+        <w:lastRenderedPageBreak/>
         <w:t>2.2 Implement Session Invalidation on Logout, User Request, and Password Change</w:t>
       </w:r>
     </w:p>
@@ -12805,6 +12891,7 @@
       <w:bookmarkStart w:id="50" w:name="_2203jq801nfs" w:colFirst="0" w:colLast="0"/>
       <w:bookmarkEnd w:id="50"/>
       <w:r>
+        <w:lastRenderedPageBreak/>
         <w:t>2.2.3 Non-revocable stateless authentication tokens must expire within 24 hours of being issued</w:t>
       </w:r>
     </w:p>
@@ -13202,6 +13289,7 @@
               <w:rPr>
                 <w:color w:val="FFFFFF"/>
               </w:rPr>
+              <w:lastRenderedPageBreak/>
               <w:t>Result</w:t>
             </w:r>
           </w:p>
@@ -13602,6 +13690,7 @@
       <w:bookmarkStart w:id="66" w:name="_pocbs4ugfk5i" w:colFirst="0" w:colLast="0"/>
       <w:bookmarkEnd w:id="66"/>
       <w:r>
+        <w:lastRenderedPageBreak/>
         <w:t>2.4 Protect sensitive account modifications</w:t>
       </w:r>
     </w:p>
@@ -14332,6 +14421,7 @@
               <w:rPr>
                 <w:color w:val="FFFFFF"/>
               </w:rPr>
+              <w:lastRenderedPageBreak/>
               <w:t>Result</w:t>
             </w:r>
           </w:p>
@@ -14730,6 +14820,7 @@
       <w:bookmarkStart w:id="90" w:name="_rglo3fpx1nul" w:colFirst="0" w:colLast="0"/>
       <w:bookmarkEnd w:id="90"/>
       <w:r>
+        <w:lastRenderedPageBreak/>
         <w:t>3.2 Implement secure OAuth integrations to protect user data and prevent unauthorized access</w:t>
       </w:r>
     </w:p>
@@ -15053,6 +15144,7 @@
       <w:bookmarkStart w:id="97" w:name="_6g0s33v2e7be" w:colFirst="0" w:colLast="0"/>
       <w:bookmarkEnd w:id="97"/>
       <w:r>
+        <w:lastRenderedPageBreak/>
         <w:t>3.3 Application exposed administrative interfaces shall use appropriate multi-factor authentication.</w:t>
       </w:r>
     </w:p>
@@ -15397,6 +15489,7 @@
       <w:bookmarkStart w:id="106" w:name="_lrn0zxur2g5u" w:colFirst="0" w:colLast="0"/>
       <w:bookmarkEnd w:id="106"/>
       <w:r>
+        <w:lastRenderedPageBreak/>
         <w:t>4.1.2 Connections to and from the server shall use trusted TLS certificates. Where internally generated or self-signed certificates are used, the server must be configured to only trust specific internal CAs and specific self-signed certificates. All others should be rejected.</w:t>
       </w:r>
     </w:p>
@@ -15832,6 +15925,7 @@
               <w:rPr>
                 <w:color w:val="FFFFFF"/>
               </w:rPr>
+              <w:lastRenderedPageBreak/>
               <w:t>Comment</w:t>
             </w:r>
           </w:p>
@@ -16199,6 +16293,7 @@
       <w:bookmarkStart w:id="123" w:name="_cazhw3y1alc0" w:colFirst="0" w:colLast="0"/>
       <w:bookmarkEnd w:id="123"/>
       <w:r>
+        <w:lastRenderedPageBreak/>
         <w:t>5.1.3 Avoid the use of eval() or other dynamic code execution features. When there is no alternative, any user input is sanitized and sandboxed before being executed.</w:t>
       </w:r>
     </w:p>
@@ -17580,6 +17675,7 @@
               <w:rPr>
                 <w:color w:val="FFFFFF"/>
               </w:rPr>
+              <w:lastRenderedPageBreak/>
               <w:t>Comment</w:t>
             </w:r>
           </w:p>
@@ -17956,6 +18052,7 @@
       <w:bookmarkStart w:id="161" w:name="_dj72tz1ynmuc" w:colFirst="0" w:colLast="0"/>
       <w:bookmarkEnd w:id="161"/>
       <w:r>
+        <w:lastRenderedPageBreak/>
         <w:t>6.3 The origin header shall not be used for authentication of access control decisions</w:t>
       </w:r>
     </w:p>
@@ -18289,6 +18386,7 @@
       <w:bookmarkStart w:id="169" w:name="_t0p71qh7oj10" w:colFirst="0" w:colLast="0"/>
       <w:bookmarkEnd w:id="169"/>
       <w:r>
+        <w:lastRenderedPageBreak/>
         <w:t>6.5 Do not log credentials or payment details</w:t>
       </w:r>
     </w:p>
@@ -18701,6 +18799,7 @@
               <w:rPr>
                 <w:color w:val="FFFFFF"/>
               </w:rPr>
+              <w:lastRenderedPageBreak/>
               <w:t>Result</w:t>
             </w:r>
           </w:p>
